--- a/paper/עבודה_אתגר_קרת_דוב_קוטב.docx
+++ b/paper/עבודה_אתגר_קרת_דוב_קוטב.docx
@@ -5282,7 +5282,7 @@
           <w:szCs w:val="28"/>
           <w:rtl w:val="false"/>
         </w:rPr>
-        <w:t xml:space="preserve">, 6, 57-64.</w:t>
+        <w:t xml:space="preserve">, 6, 57-64. https://arcade.stanford.edu/dibur/sense-no-ending-part-2-etgar-keret-and-changing-concept</w:t>
       </w:r>
     </w:p>
     <w:p>

--- a/paper/עבודה_אתגר_קרת_דוב_קוטב.docx
+++ b/paper/עבודה_אתגר_קרת_דוב_קוטב.docx
@@ -551,7 +551,7 @@
           <w:szCs w:val="26"/>
           <w:rtl/>
         </w:rPr>
-        <w:t xml:space="preserve">2.1 הסיפור הקצר של קרת ומקומו של הזמן</w:t>
+        <w:t xml:space="preserve">2.1 הזמן בכתיבתו של קרת</w:t>
       </w:r>
       <w:r>
         <w:rPr>
@@ -647,7 +647,7 @@
           <w:sz w:val="26"/>
           <w:szCs w:val="26"/>
         </w:rPr>
-        <w:t xml:space="preserve">7</w:t>
+        <w:t xml:space="preserve">8</w:t>
       </w:r>
     </w:p>
     <w:p>
@@ -727,7 +727,7 @@
           <w:sz w:val="26"/>
           <w:szCs w:val="26"/>
         </w:rPr>
-        <w:t xml:space="preserve">8</w:t>
+        <w:t xml:space="preserve">9</w:t>
       </w:r>
     </w:p>
     <w:p>
@@ -766,7 +766,7 @@
           <w:sz w:val="26"/>
           <w:szCs w:val="26"/>
         </w:rPr>
-        <w:t xml:space="preserve">10</w:t>
+        <w:t xml:space="preserve">11</w:t>
       </w:r>
     </w:p>
     <w:p>
@@ -806,7 +806,7 @@
           <w:sz w:val="26"/>
           <w:szCs w:val="26"/>
         </w:rPr>
-        <w:t xml:space="preserve">10</w:t>
+        <w:t xml:space="preserve">11</w:t>
       </w:r>
     </w:p>
     <w:p>
@@ -846,7 +846,7 @@
           <w:sz w:val="26"/>
           <w:szCs w:val="26"/>
         </w:rPr>
-        <w:t xml:space="preserve">10</w:t>
+        <w:t xml:space="preserve">11</w:t>
       </w:r>
     </w:p>
     <w:p>
@@ -886,7 +886,7 @@
           <w:sz w:val="26"/>
           <w:szCs w:val="26"/>
         </w:rPr>
-        <w:t xml:space="preserve">11</w:t>
+        <w:t xml:space="preserve">12</w:t>
       </w:r>
     </w:p>
     <w:p>
@@ -926,7 +926,7 @@
           <w:sz w:val="26"/>
           <w:szCs w:val="26"/>
         </w:rPr>
-        <w:t xml:space="preserve">11</w:t>
+        <w:t xml:space="preserve">12</w:t>
       </w:r>
     </w:p>
     <w:p>
@@ -965,7 +965,7 @@
           <w:sz w:val="26"/>
           <w:szCs w:val="26"/>
         </w:rPr>
-        <w:t xml:space="preserve">12</w:t>
+        <w:t xml:space="preserve">13</w:t>
       </w:r>
     </w:p>
     <w:p>
@@ -1005,7 +1005,7 @@
           <w:sz w:val="26"/>
           <w:szCs w:val="26"/>
         </w:rPr>
-        <w:t xml:space="preserve">12</w:t>
+        <w:t xml:space="preserve">13</w:t>
       </w:r>
     </w:p>
     <w:p>
@@ -1045,7 +1045,7 @@
           <w:sz w:val="26"/>
           <w:szCs w:val="26"/>
         </w:rPr>
-        <w:t xml:space="preserve">12</w:t>
+        <w:t xml:space="preserve">13</w:t>
       </w:r>
     </w:p>
     <w:p>
@@ -1085,7 +1085,7 @@
           <w:sz w:val="26"/>
           <w:szCs w:val="26"/>
         </w:rPr>
-        <w:t xml:space="preserve">13</w:t>
+        <w:t xml:space="preserve">14</w:t>
       </w:r>
     </w:p>
     <w:p>
@@ -1125,7 +1125,7 @@
           <w:sz w:val="26"/>
           <w:szCs w:val="26"/>
         </w:rPr>
-        <w:t xml:space="preserve">13</w:t>
+        <w:t xml:space="preserve">14</w:t>
       </w:r>
     </w:p>
     <w:p>
@@ -1165,7 +1165,7 @@
           <w:sz w:val="26"/>
           <w:szCs w:val="26"/>
         </w:rPr>
-        <w:t xml:space="preserve">13</w:t>
+        <w:t xml:space="preserve">15</w:t>
       </w:r>
     </w:p>
     <w:p>
@@ -1204,7 +1204,7 @@
           <w:sz w:val="26"/>
           <w:szCs w:val="26"/>
         </w:rPr>
-        <w:t xml:space="preserve">15</w:t>
+        <w:t xml:space="preserve">16</w:t>
       </w:r>
     </w:p>
     <w:p>
@@ -1244,7 +1244,7 @@
           <w:sz w:val="26"/>
           <w:szCs w:val="26"/>
         </w:rPr>
-        <w:t xml:space="preserve">15</w:t>
+        <w:t xml:space="preserve">16</w:t>
       </w:r>
     </w:p>
     <w:p>
@@ -1284,7 +1284,7 @@
           <w:sz w:val="26"/>
           <w:szCs w:val="26"/>
         </w:rPr>
-        <w:t xml:space="preserve">15</w:t>
+        <w:t xml:space="preserve">16</w:t>
       </w:r>
     </w:p>
     <w:p>
@@ -1324,7 +1324,7 @@
           <w:sz w:val="26"/>
           <w:szCs w:val="26"/>
         </w:rPr>
-        <w:t xml:space="preserve">15</w:t>
+        <w:t xml:space="preserve">16</w:t>
       </w:r>
     </w:p>
     <w:p>
@@ -1364,7 +1364,7 @@
           <w:sz w:val="26"/>
           <w:szCs w:val="26"/>
         </w:rPr>
-        <w:t xml:space="preserve">16</w:t>
+        <w:t xml:space="preserve">17</w:t>
       </w:r>
     </w:p>
     <w:p>
@@ -1404,7 +1404,7 @@
           <w:sz w:val="26"/>
           <w:szCs w:val="26"/>
         </w:rPr>
-        <w:t xml:space="preserve">17</w:t>
+        <w:t xml:space="preserve">18</w:t>
       </w:r>
     </w:p>
     <w:p>
@@ -1444,7 +1444,7 @@
           <w:sz w:val="26"/>
           <w:szCs w:val="26"/>
         </w:rPr>
-        <w:t xml:space="preserve">18</w:t>
+        <w:t xml:space="preserve">19</w:t>
       </w:r>
     </w:p>
     <w:p>
@@ -1483,7 +1483,7 @@
           <w:sz w:val="26"/>
           <w:szCs w:val="26"/>
         </w:rPr>
-        <w:t xml:space="preserve">19</w:t>
+        <w:t xml:space="preserve">20</w:t>
       </w:r>
     </w:p>
     <w:p>
@@ -1523,7 +1523,7 @@
           <w:sz w:val="26"/>
           <w:szCs w:val="26"/>
         </w:rPr>
-        <w:t xml:space="preserve">19</w:t>
+        <w:t xml:space="preserve">20</w:t>
       </w:r>
     </w:p>
     <w:p>
@@ -1563,7 +1563,7 @@
           <w:sz w:val="26"/>
           <w:szCs w:val="26"/>
         </w:rPr>
-        <w:t xml:space="preserve">19</w:t>
+        <w:t xml:space="preserve">20</w:t>
       </w:r>
     </w:p>
     <w:p>
@@ -1603,7 +1603,7 @@
           <w:sz w:val="26"/>
           <w:szCs w:val="26"/>
         </w:rPr>
-        <w:t xml:space="preserve">20</w:t>
+        <w:t xml:space="preserve">21</w:t>
       </w:r>
     </w:p>
     <w:p>
@@ -1642,7 +1642,7 @@
           <w:sz w:val="26"/>
           <w:szCs w:val="26"/>
         </w:rPr>
-        <w:t xml:space="preserve">21</w:t>
+        <w:t xml:space="preserve">22</w:t>
       </w:r>
     </w:p>
     <w:p>
@@ -1682,7 +1682,7 @@
           <w:sz w:val="26"/>
           <w:szCs w:val="26"/>
         </w:rPr>
-        <w:t xml:space="preserve">21</w:t>
+        <w:t xml:space="preserve">22</w:t>
       </w:r>
     </w:p>
     <w:p>
@@ -1722,7 +1722,7 @@
           <w:sz w:val="26"/>
           <w:szCs w:val="26"/>
         </w:rPr>
-        <w:t xml:space="preserve">21</w:t>
+        <w:t xml:space="preserve">22</w:t>
       </w:r>
     </w:p>
     <w:p>
@@ -1762,7 +1762,7 @@
           <w:sz w:val="26"/>
           <w:szCs w:val="26"/>
         </w:rPr>
-        <w:t xml:space="preserve">22</w:t>
+        <w:t xml:space="preserve">23</w:t>
       </w:r>
     </w:p>
     <w:p>
@@ -1802,7 +1802,7 @@
           <w:sz w:val="26"/>
           <w:szCs w:val="26"/>
         </w:rPr>
-        <w:t xml:space="preserve">23</w:t>
+        <w:t xml:space="preserve">24</w:t>
       </w:r>
     </w:p>
     <w:p>
@@ -1841,7 +1841,7 @@
           <w:sz w:val="26"/>
           <w:szCs w:val="26"/>
         </w:rPr>
-        <w:t xml:space="preserve">24</w:t>
+        <w:t xml:space="preserve">25</w:t>
       </w:r>
     </w:p>
     <w:p>
@@ -1881,7 +1881,7 @@
           <w:sz w:val="26"/>
           <w:szCs w:val="26"/>
         </w:rPr>
-        <w:t xml:space="preserve">24</w:t>
+        <w:t xml:space="preserve">25</w:t>
       </w:r>
     </w:p>
     <w:p>
@@ -1921,7 +1921,7 @@
           <w:sz w:val="26"/>
           <w:szCs w:val="26"/>
         </w:rPr>
-        <w:t xml:space="preserve">25</w:t>
+        <w:t xml:space="preserve">26</w:t>
       </w:r>
     </w:p>
     <w:p>
@@ -1960,7 +1960,7 @@
           <w:sz w:val="26"/>
           <w:szCs w:val="26"/>
         </w:rPr>
-        <w:t xml:space="preserve">26</w:t>
+        <w:t xml:space="preserve">27</w:t>
       </w:r>
     </w:p>
     <w:p>
@@ -1999,7 +1999,7 @@
           <w:sz w:val="26"/>
           <w:szCs w:val="26"/>
         </w:rPr>
-        <w:t xml:space="preserve">28</w:t>
+        <w:t xml:space="preserve">29</w:t>
       </w:r>
     </w:p>
     <w:p>
@@ -2038,7 +2038,7 @@
           <w:sz w:val="26"/>
           <w:szCs w:val="26"/>
         </w:rPr>
-        <w:t xml:space="preserve">30</w:t>
+        <w:t xml:space="preserve">31</w:t>
       </w:r>
     </w:p>
     <w:p>
@@ -2503,49 +2503,70 @@
           <w:szCs w:val="30"/>
           <w:rtl/>
         </w:rPr>
-        <w:t xml:space="preserve">2.1 הסיפור הקצר של קרת ומקומו של הזמן</w:t>
-      </w:r>
-    </w:p>
-    <w:p>
-      <w:pPr>
-        <w:bidi/>
-        <w:spacing w:after="120" w:before="0" w:line="360" w:lineRule="auto"/>
-        <w:ind w:firstLine="453"/>
-        <w:jc w:val="both"/>
-      </w:pPr>
-      <w:r>
-        <w:rPr>
-          <w:rFonts w:ascii="David" w:cs="David" w:eastAsia="David" w:hAnsi="David"/>
-          <w:b w:val="false"/>
-          <w:bCs w:val="false"/>
-          <w:i w:val="false"/>
-          <w:iCs w:val="false"/>
-          <w:sz w:val="28"/>
-          <w:szCs w:val="28"/>
-          <w:rtl/>
-        </w:rPr>
-        <w:t xml:space="preserve">קרתי שם־טוב (Karti Shemtov, 2018) בוחנת את היחס אל הזמן בכתיבתו של קרת וטוענת כי סיפוריו נמנעים מן ההיגיון של סיום. הם אינם מובילים אל פתרון ואינם מציעים לקורא נחמה של סגירה, אלא נקטעים ברגע שבו הקורא מצפה להמשך. הטענה הזאת חשובה לעבודה הנוכחית, משום ש"דוב קוטב" מסתיים במשפט שמתאר תהליך מתמשך ולא מצב שהושג.</w:t>
-      </w:r>
-    </w:p>
-    <w:p>
-      <w:pPr>
-        <w:bidi/>
-        <w:spacing w:after="120" w:before="0" w:line="360" w:lineRule="auto"/>
-        <w:ind w:firstLine="453"/>
-        <w:jc w:val="both"/>
-      </w:pPr>
-      <w:r>
-        <w:rPr>
-          <w:rFonts w:ascii="David" w:cs="David" w:eastAsia="David" w:hAnsi="David"/>
-          <w:b w:val="false"/>
-          <w:bCs w:val="false"/>
-          <w:i w:val="false"/>
-          <w:iCs w:val="false"/>
-          <w:sz w:val="28"/>
-          <w:szCs w:val="28"/>
-          <w:rtl/>
-        </w:rPr>
-        <w:t xml:space="preserve">לצד היחס אל הזמן, בולטים בכתיבתו של קרת שלושה מאפיינים נוספים. הקיצור, שאינו רק אילוץ צורני אלא הצהרה על מיעוט הזמן והקשב שיש בעולם המתואר. הלשון המדוברת, המסרבת למשלב גבוה ומקרבת את הסיפור אל שיחה. והסירוב לפאתוס, שמתבטא בכך שרגעי השיא מנוסחים דווקא במשפטים קצרים וסתמיים.</w:t>
+        <w:t xml:space="preserve">2.1 הזמן בכתיבתו של קרת</w:t>
+      </w:r>
+    </w:p>
+    <w:p>
+      <w:pPr>
+        <w:bidi/>
+        <w:spacing w:after="120" w:before="0" w:line="360" w:lineRule="auto"/>
+        <w:ind w:firstLine="453"/>
+        <w:jc w:val="both"/>
+      </w:pPr>
+      <w:r>
+        <w:rPr>
+          <w:rFonts w:ascii="David" w:cs="David" w:eastAsia="David" w:hAnsi="David"/>
+          <w:b w:val="false"/>
+          <w:bCs w:val="false"/>
+          <w:i w:val="false"/>
+          <w:iCs w:val="false"/>
+          <w:sz w:val="28"/>
+          <w:szCs w:val="28"/>
+          <w:rtl/>
+        </w:rPr>
+        <w:t xml:space="preserve">שם־טוב (Shemtov, 2018) בוחנת את מקומו של הזמן בספרות העברית העכשווית ומראה כי העבר והעתיד כאחד נעשו בה חסומים. הנרטיב הלאומי שקישר בין זיכרון לבין תקווה התערער, ותחושת "אין מוצא" תפסה את מקומו. התוצאה היא הסטה של המבט אל הווה רחב ומתמשך, שאינו רגע קצר בין עבר לעתיד אלא הזמן היחיד שנותר. את קרת היא מציגה כקול המובהק ביותר של התנועה הזאת.</w:t>
+      </w:r>
+    </w:p>
+    <w:p>
+      <w:pPr>
+        <w:bidi/>
+        <w:spacing w:after="120" w:before="0" w:line="360" w:lineRule="auto"/>
+        <w:ind w:firstLine="453"/>
+        <w:jc w:val="both"/>
+      </w:pPr>
+      <w:r>
+        <w:rPr>
+          <w:rFonts w:ascii="David" w:cs="David" w:eastAsia="David" w:hAnsi="David"/>
+          <w:b w:val="false"/>
+          <w:bCs w:val="false"/>
+          <w:i w:val="false"/>
+          <w:iCs w:val="false"/>
+          <w:sz w:val="28"/>
+          <w:szCs w:val="28"/>
+          <w:rtl/>
+        </w:rPr>
+        <w:t xml:space="preserve">ניתוחיה מוסיפים כמה מאפיינים שיחזרו בעבודה זו. עולמו של קרת עכשווי, "כאן ועכשיו", ואינו נדרש לאירועים היסטוריים; לשונו רוויה סלנג וחיקוי של דיבור, ובמקום אזכורים לטקסטים קדומים היא נשענת על ביטויים יומיומיים; וכשסיפוריו סוטים מן החיים המוכרים, הם פונים אל הפנטסטי, האבסורדי והעל־ריאליסטי (Shemtov, 2018). מאפיין נוסף שהיא מדגישה הוא המציאות התקועה: סיפורים שאינם יכולים להתקדם, שבהם המהלך העלילתי חוזר לנקודה שממנה יצא, ושבסופם הקורא אינו מקבל אמונה שקיים פתרון.</w:t>
+      </w:r>
+    </w:p>
+    <w:p>
+      <w:pPr>
+        <w:bidi/>
+        <w:spacing w:after="120" w:before="0" w:line="360" w:lineRule="auto"/>
+        <w:ind w:firstLine="453"/>
+        <w:jc w:val="both"/>
+      </w:pPr>
+      <w:r>
+        <w:rPr>
+          <w:rFonts w:ascii="David" w:cs="David" w:eastAsia="David" w:hAnsi="David"/>
+          <w:b w:val="false"/>
+          <w:bCs w:val="false"/>
+          <w:i w:val="false"/>
+          <w:iCs w:val="false"/>
+          <w:sz w:val="28"/>
+          <w:szCs w:val="28"/>
+          <w:rtl/>
+        </w:rPr>
+        <w:t xml:space="preserve">לטענתה יש חשיבות מיוחדת לעבודה הנוכחית, ודווקא בגלל חריגה. שם־טוב (Shemtov, 2018) מציינת כי ביצירתו של קרת מסוף שנות השמונים ואילך יש מיקוד ברור בהווה, ושכמעט אין בה עתיד. "דוב קוטב" חורג מן הדפוס הזה ומתרחש לקראת סוף המאה העשרים ואחת, אלא שהעתיד שהוא מתאר אינו עתיד במובן הרגיל. כפי שיוצג בסעיף הבא, זהו עולם כמעט זהה לשלנו שבו לא צפוי שינוי.</w:t>
       </w:r>
     </w:p>
     <w:p>
@@ -2587,7 +2608,7 @@
           <w:szCs w:val="28"/>
           <w:rtl/>
         </w:rPr>
-        <w:t xml:space="preserve">קרתי שם־טוב וגומל (2017) מציעות להרחיב את מפת הז'אנרים של העתיד בספרות העברית ולזהות בה מרחב שאינו אוטופי ואינו דיסטופי במובן המקובל. במרחב הזה העתיד אינו נושא הבטחה של תיקון ואינו נושא איום של חורבן, אלא מציג המשך אפור של ההווה, שבו הדברים פשוט נשחקים. הן מציעות למרחב הזה מינוח נפרד, ומראות שהוא מאפשר לספרות העברית לעסוק בעתיד בלי להתחייב לא לתקווה ולא לאסון.</w:t>
+        <w:t xml:space="preserve">קרתי שם־טוב וגומל (2017) מציעות להרחיב את מפת הז'אנרים של העתיד ולזהות בה אפשרות שלישית, לצד האוטופיה והדיסטופיה. הן מכנות אותה לימבוטופיה, ומגדירות אותה כאופן תיאור של עולם עתידני שהוא כמעט זהה לעולם שלנו, אך שלא צפוי בו שינוי או שצפוי בו שינוי מועט בלבד (Shemtov, 2018). במרחב הזה העתיד אינו נושא הבטחה של תיקון ואינו נושא איום של חורבן. הוא פשוט ממשיך.</w:t>
       </w:r>
     </w:p>
     <w:p>
@@ -2734,7 +2755,28 @@
           <w:szCs w:val="28"/>
           <w:rtl/>
         </w:rPr>
-        <w:t xml:space="preserve">מחקר עכשווי מוסיף לכך את הממד העיצובי. מא ועמיתיו (Ma et al., 2025) בדקו כיצד רמת ההאנשה של ממשק שיחה משפיעה על חוויית המשתמש, ומצאו שהאנשה גבוהה נקשרת לתחושה מוגברת של אמפתיה ושל אמון. הממצא הזה חשוב לניתוח משום שהוא מלמד כי תחושת ההבנה שהמשתמש חווה היא תוצר של עיצוב, ולא בהכרח עדות ליכולת. הסיפור של קרת עושה בדיוק את ההבחנה הזאת כשהוא מטמיע בתמליל השיחה הוראת בימוי מפורשת של פאוזה.</w:t>
+        <w:t xml:space="preserve">מחקר עכשווי מוסיף לכך את הממד העיצובי. מא ועמיתיו (Ma et al., 2025) בחנו במדגם של 160 משתתפים כיצד רמת ההאנשה של אווטאר ויזואלי של צ'אטבוט, ורמת התבונה הנתפסת שלו, משפיעות על חוויית המשתמש. הממצא המעניין לענייננו הוא דווקא מה שלא נמצא: ההשפעה הישירה של שני המשתנים על חוויית המשתמש לא הייתה מובהקת. מה שכן נמצא מובהק הוא תיווך. אווטארים מואנשים במידה גבוהה נקשרו לתחושת אמפתיה מוגברת ולאמון מוגבר, ואלה בתורם שיפרו את חוויית המשתמש.</w:t>
+      </w:r>
+    </w:p>
+    <w:p>
+      <w:pPr>
+        <w:bidi/>
+        <w:spacing w:after="120" w:before="0" w:line="360" w:lineRule="auto"/>
+        <w:ind w:firstLine="453"/>
+        <w:jc w:val="both"/>
+      </w:pPr>
+      <w:r>
+        <w:rPr>
+          <w:rFonts w:ascii="David" w:cs="David" w:eastAsia="David" w:hAnsi="David"/>
+          <w:b w:val="false"/>
+          <w:bCs w:val="false"/>
+          <w:i w:val="false"/>
+          <w:iCs w:val="false"/>
+          <w:sz w:val="28"/>
+          <w:szCs w:val="28"/>
+          <w:rtl/>
+        </w:rPr>
+        <w:t xml:space="preserve">משמעות הממצא היא שהאנשה אינה פועלת מפני שהיא הופכת את המערכת ליעילה יותר, אלא מפני שהיא מייצרת אצל המשתמש הרגשה של הבנה. תחושת ההבנה היא אפוא תוצר של עיצוב ולא עדות ליכולת. המחקר עסק בעיצוב חזותי, ואילו זיגמונד בסיפור הוא ממשק טקסטואלי, ולכן ההשלכה כאן היא בדרך של הרחבה ולא של יישום ישיר. עם זאת, העיקרון זהה: כאשר קרת מטמיע בתמליל השיחה הוראת בימוי מפורשת של פאוזה, הוא חושף בדיוק את הרכיב שמא ועמיתיו מודדים.</w:t>
       </w:r>
     </w:p>
     <w:p>
@@ -2776,7 +2818,28 @@
           <w:szCs w:val="28"/>
           <w:rtl/>
         </w:rPr>
-        <w:t xml:space="preserve">אבלה של ברכה בוחניק אינו אבל רגיל. במהלך הדיאלוג מתברר שבעלה נטל את חייו. יאנג ועמיתיו (Young et al., 2012) סוקרים את מאפייני השכול לאחר התאבדות ומראים כי לרגשות האובדן והעצב מצטרפים אצל שכולי התאבדות רגשות של אשמה, בלבול, דחייה ובושה, וכי שיעורי האבל המורכב בקבוצה הזאת גבוהים יחסית. אחד המאפיינים הבולטים הוא עיסוק חוזר בשאלה של אחריות ושל צדק, מסוג "האם הייתי יכולה למנוע" או "מי מאיתנו צדק". בסיפור, השאלה הזאת מנוסחת במפורש.</w:t>
+        <w:t xml:space="preserve">אבלה של ברכה בוחניק אינו אבל רגיל. במהלך הדיאלוג מתברר שבעלה נטל את חייו. יאנג ועמיתיו (Young et al., 2012) סוקרים את מאפייני השכול לאחר התאבדות ומראים כי רגשות האובדן, העצב והבדידות שנלווים לכל מוות מתעצמים אצל שכולי התאבדות ומתלווים אליהם אשמה, בלבול, דחייה, בושה וכעס. שיעורי האבל המורכב בקבוצה הזאת גבוהים במיוחד: בעוד שבאוכלוסייה השכולה הכללית מדובר בעשרה עד עשרים אחוזים, מחקר חלוץ שהם מביאים דיווח על שיעור של ארבעים ושלושה אחוזים בקרב שכולי התאבדות.</w:t>
+      </w:r>
+    </w:p>
+    <w:p>
+      <w:pPr>
+        <w:bidi/>
+        <w:spacing w:after="120" w:before="0" w:line="360" w:lineRule="auto"/>
+        <w:ind w:firstLine="453"/>
+        <w:jc w:val="both"/>
+      </w:pPr>
+      <w:r>
+        <w:rPr>
+          <w:rFonts w:ascii="David" w:cs="David" w:eastAsia="David" w:hAnsi="David"/>
+          <w:b w:val="false"/>
+          <w:bCs w:val="false"/>
+          <w:i w:val="false"/>
+          <w:iCs w:val="false"/>
+          <w:sz w:val="28"/>
+          <w:szCs w:val="28"/>
+          <w:rtl/>
+        </w:rPr>
+        <w:t xml:space="preserve">שלושה ממצאים בסקירה נוגעים ישירות לסיפור. הראשון הוא הצורך להבין. רוב שכולי ההתאבדות עסוקים בניסיון להבין מדוע קיבל האדם את ההחלטה לשים קץ לחייו, ומשחזרים שוב ושוב את האירועים שקדמו לה (Young et al., 2012). השני נוגע לבידוד: קשה לשכולי התאבדות לדבר על האובדן, משום שאנשים אחרים חשים אי נוחות לדבר על התאבדות, והתוצאה היא שהשכול נותר מבודד. השלישי הוא הסיכון. שכולי התאבדות עשויים להיאבק במחשבות אובדניות משלהם בעודם רואים שהאדם שמת נמלט מן הייסורים ושם קץ לסבלו, ובמקרים של אבל מורכב עשוי הגעגוע להיות עז עד כדי רצון להצטרף אליו. שלושת הממצאים האלה יחזרו בפרקי הניתוח.</w:t>
       </w:r>
     </w:p>
     <w:p>
@@ -3169,6 +3232,27 @@
     </w:p>
     <w:p>
       <w:pPr>
+        <w:bidi/>
+        <w:spacing w:after="120" w:before="0" w:line="360" w:lineRule="auto"/>
+        <w:ind w:firstLine="453"/>
+        <w:jc w:val="both"/>
+      </w:pPr>
+      <w:r>
+        <w:rPr>
+          <w:rFonts w:ascii="David" w:cs="David" w:eastAsia="David" w:hAnsi="David"/>
+          <w:b w:val="false"/>
+          <w:bCs w:val="false"/>
+          <w:i w:val="false"/>
+          <w:iCs w:val="false"/>
+          <w:sz w:val="28"/>
+          <w:szCs w:val="28"/>
+          <w:rtl/>
+        </w:rPr>
+        <w:t xml:space="preserve">לבדידות הזאת יש רובד נוסף, שמתגלה רק בהמשך הסיפור. סרחיו בוחניק לא מת מוות רגיל, ולשכול לאחר התאבדות מתלווה בידוד ייחודי משלו: קשה לשכולים לדבר על האובדן מפני שאנשים אחרים חשים אי נוחות לדבר על התאבדות, וכך נותר השכול לבדו עם מה שקרה (Young et al., 2012). כשקוראים את הסיפור מן הסוף אל ההתחלה, מתברר שברכה אינה רק אלמנה זקנה שאין לה בן שיח. היא אלמנה שנושאת אובדן שקשה לדבר עליו, ושבן השיח היחיד שהוצע לה הוא היחיד שאינו חש כלפיו אי נוחות, מפני שאינו חש דבר.</w:t>
+      </w:r>
+    </w:p>
+    <w:p>
+      <w:pPr>
         <w:pStyle w:val="Heading2"/>
         <w:bidi/>
         <w:spacing w:after="140" w:before="280" w:line="360" w:lineRule="auto"/>
@@ -3741,7 +3825,7 @@
           <w:szCs w:val="28"/>
           <w:rtl/>
         </w:rPr>
-        <w:t xml:space="preserve">תגובתו של זיגמונד ראויה לניתוח מדוקדק: "אני שמח לשמוע שחוסר היכולת שלי לענות על שאלתך לא השפיע עלייך באופן שלילי. (פאוזה) אז תגידי, ברכה, יש רגעים מסוימים בחייך שאת נזכרת בהם בחיבה יתרה?" (קרת, 2024, עמ' 162). שלושה רכיבים פועלים כאן. הראשון הוא הרגיסטר. "לא השפיע עלייך באופן שלילי" היא לשון של סקר שביעות רצון ולא של שיחה, והמכונה מנהלת את חוויית המשתמשת ולא את אבלה. השני הוא הפאוזה. היסוס אצל אדם מסמן קושי, אך אצל מערכת שמעבדת בשלוש שניות "נצח במושגים של בינת־על" הוא אפקט מתוכנן, וקרת מציג לקורא את התפאורה מבחוץ. הממצא של מא ועמיתיו (Ma et al., 2025), שלפיו רמת ההאנשה של ממשק מגדילה את תחושת האמפתיה והאמון של המשתמש, מסביר מדוע אפקט כזה משתלם למי שמעצב את המערכת. הרכיב השלישי הוא היפוך השאלה בחזרה אל המשתמשת, שהוא בדיוק המהלך שהפעילה אלייזה של וייצנבאום (Weizenbaum, 1966). מאה שנות התקדמות טכנולוגית בזמן הסיפור, ואותה תחבולה רטורית.</w:t>
+        <w:t xml:space="preserve">תגובתו של זיגמונד ראויה לניתוח מדוקדק: "אני שמח לשמוע שחוסר היכולת שלי לענות על שאלתך לא השפיע עלייך באופן שלילי. (פאוזה) אז תגידי, ברכה, יש רגעים מסוימים בחייך שאת נזכרת בהם בחיבה יתרה?" (קרת, 2024, עמ' 162). שלושה רכיבים פועלים כאן. הראשון הוא הרגיסטר. "לא השפיע עלייך באופן שלילי" היא לשון של סקר שביעות רצון ולא של שיחה, והמכונה מנהלת את חוויית המשתמשת ולא את אבלה. השני הוא הפאוזה. היסוס אצל אדם מסמן קושי, אך אצל מערכת שמעבדת בשלוש שניות "נצח במושגים של בינת־על" הוא אפקט מתוכנן, וקרת מציג לקורא את התפאורה מבחוץ. הממצא של מא ועמיתיו (Ma et al., 2025) מסביר מדוע אפקט כזה משתלם למי שמעצב את המערכת: ההשפעה הישירה של ההאנשה על חוויית המשתמש לא נמצאה מובהקת, ואילו ההשפעה דרך תחושת האמפתיה והאמון כן. במילים אחרות, מה שנמכר אינו יכולת אלא הרגשה. הרכיב השלישי הוא היפוך השאלה בחזרה אל המשתמשת, שהוא בדיוק המהלך שהפעילה אלייזה של וייצנבאום (Weizenbaum, 1966). מאה שנות התקדמות טכנולוגית בזמן הסיפור, ואותה תחבולה רטורית.</w:t>
       </w:r>
     </w:p>
     <w:p>
@@ -4125,7 +4209,7 @@
           <w:szCs w:val="28"/>
           <w:rtl/>
         </w:rPr>
-        <w:t xml:space="preserve">האיזון של המשפט עדין. לא נאמר שברכה רוצה למות, אלא שהיא מבקשת לעבור את מה שנותר באופן הכי פחות מכאיב. קרת נמנע מן הדרמה ומשאיר את הסכנה בעינה. הניסוח הזה מתיישב עם התיאור המחקרי של שכול לאחר התאבדות, שבו הסיכון אינו מתבטא בהכרזה אלא בשחיקה מתמשכת (Young et al., 2012).</w:t>
+        <w:t xml:space="preserve">האיזון של המשפט עדין. לא נאמר שברכה רוצה למות, אלא שהיא מבקשת לעבור את מה שנותר באופן הכי פחות מכאיב. קרת נמנע מן הדרמה ומשאיר את הסכנה בעינה. הניסוח מתיישב במדויק עם התיאור המחקרי של המצב הזה: שכולי התאבדות עשויים להיאבק במחשבות אובדניות משלהם בעודם רואים שהאדם שמת נמלט מן הייסורים ושם קץ לסבלו (Young et al., 2012). ברכה אינה שואלת אם למות. היא שואלת אם הוא צדק, וזו אותה שאלה בניסוח שאפשר לשאת.</w:t>
       </w:r>
     </w:p>
     <w:p>
@@ -4293,7 +4377,28 @@
           <w:szCs w:val="28"/>
           <w:rtl/>
         </w:rPr>
-        <w:t xml:space="preserve">המשפט האחרון אינו מתאר מצב אלא תהליך. החושך "הלך והתעצם", בהווה מתמשך, בלי סוף ובלי גאולה. הסירוב הזה לסגירה מתיישב עם קריאתה של קרתי שם־טוב (Karti Shemtov, 2018) בכתיבתו של קרת, שלפיה סיפוריו נמנעים מן ההיגיון של סיום ואינם מעניקים לקורא את הנחמה של נקודה אחרונה. כאן הסירוב אינו רק מהלך פואטי. הוא מוסרי. סיפור שהיה נחתם בסגירה היה מציע לקורא מנוחה שהדמות אינה מקבלת.</w:t>
+        <w:t xml:space="preserve">המשפט האחרון אינו מתאר מצב אלא תהליך. החושך "הלך והתעצם", בהווה מתמשך, בלי סוף ובלי גאולה. הצורה הזאת מתיישבת עם מה ששם־טוב (Shemtov, 2018) מזהה אצל קרת: הווה שאינו זז, מציאות תקועה, וסיום שאינו מעניק לקורא אמונה שקיים פתרון. כאן ההימנעות מסגירה אינה רק מהלך פואטי אלא מוסרי. סיפור שהיה נחתם בנקודה היה מציע לקורא מנוחה שהדמות אינה מקבלת.</w:t>
+      </w:r>
+    </w:p>
+    <w:p>
+      <w:pPr>
+        <w:bidi/>
+        <w:spacing w:after="120" w:before="0" w:line="360" w:lineRule="auto"/>
+        <w:ind w:firstLine="453"/>
+        <w:jc w:val="both"/>
+      </w:pPr>
+      <w:r>
+        <w:rPr>
+          <w:rFonts w:ascii="David" w:cs="David" w:eastAsia="David" w:hAnsi="David"/>
+          <w:b w:val="false"/>
+          <w:bCs w:val="false"/>
+          <w:i w:val="false"/>
+          <w:iCs w:val="false"/>
+          <w:sz w:val="28"/>
+          <w:szCs w:val="28"/>
+          <w:rtl/>
+        </w:rPr>
+        <w:t xml:space="preserve">מעניין לציין שהסיפור מגיע אל התוצאה הזאת בדרך שאינה אופיינית לקרת. שם־טוב (Shemtov, 2018) מראה כי כתיבתו מסוף שנות השמונים ואילך ממוקדת ב"כאן ועכשיו" וכמעט אינה פונה אל העתיד, ואילו "דוב קוטב" מתרחש כמאה שנים קדימה. אלא שהעתיד הזה אינו מציע דבר. הוא עולם כמעט זהה לשלנו שבו לא צפוי שינוי, כלומר בדיוק אותה לימבוטופיה שקרתי שם־טוב וגומל (2017) מתארות. קרת יצא אל העתיד וגילה שם את אותו הווה תקוע.</w:t>
       </w:r>
     </w:p>
     <w:p>
@@ -4508,7 +4613,7 @@
           <w:szCs w:val="28"/>
           <w:rtl/>
         </w:rPr>
-        <w:t xml:space="preserve">שני פרטים בדיאלוג מחדדים זאת. הראשון הוא הפאוזה המוטבעת בתמליל. היסוס אנושי הוא סימן לכך שמשהו קשה, ואילו אצל מערכת שמעבדת בשלוש שניות "נצח" הוא רכיב מתוכנן. ממצאיהם של מא ועמיתיו (Ma et al., 2025), שלפיהם רמת ההאנשה של ממשק מגדילה את תחושת האמפתיה והאמון של המשתמש, מסבירים את ההיגיון הכלכלי של רכיב כזה. הוא אינו נועד להבין, אלא להיראות כמי שמבין. הפרט השני הוא סירובו של זיגמונד להבחין בין שקר למתיחה. ההבחנה הזאת אינה עובדתית אלא כוונתית, ולכן היא מחוץ לתחומו.</w:t>
+        <w:t xml:space="preserve">שני פרטים בדיאלוג מחדדים זאת. הראשון הוא הפאוזה המוטבעת בתמליל. היסוס אנושי הוא סימן לכך שמשהו קשה, ואילו אצל מערכת שמעבדת בשלוש שניות "נצח" הוא רכיב מתוכנן. ממצאיהם של מא ועמיתיו (Ma et al., 2025) מסבירים את ההיגיון הכלכלי של רכיב כזה. ההשפעה הישירה של ההאנשה על חוויית המשתמש לא נמצאה אצלם מובהקת, אך ההשפעה העקיפה, דרך תחושת האמפתיה והאמון, כן. רכיב כזה אינו נועד להבין, אלא להיראות כמי שמבין, וזה בדיוק מה שמשתלם. הפרט השני הוא סירובו של זיגמונד להבחין בין שקר למתיחה. ההבחנה הזאת אינה עובדתית אלא כוונתית, ולכן היא מחוץ לתחומו.</w:t>
       </w:r>
     </w:p>
     <w:p>
@@ -4592,28 +4697,28 @@
           <w:szCs w:val="28"/>
           <w:rtl/>
         </w:rPr>
-        <w:t xml:space="preserve">חומרת השתיקה נובעת מזהות השאלה. שאלתה של ברכה, מי מהם צדק והאם עדיף למות או לחיות, היא ניסוח מדויק של העיסוק החוזר באחריות ובצדק שמתואר כמאפיין של שכול לאחר התאבדות (Young et al., 2012). בתנאים רגילים שאלה כזאת מופנית אל אדם, ולעיתים אל מטפל. בסיפור היא מופנית אל מנוע חיפוש, מפני שזה מה שהמערכת המליצה עליו. השתיקה שמתקבלת אינה רק תשובה שלא ניתנה, אלא הוכחה לכך שהמענה שהוצע מלכתחילה לא היה מסוגל לשאת את המשקל שהוטל עליו.</w:t>
-      </w:r>
-    </w:p>
-    <w:p>
-      <w:pPr>
-        <w:bidi/>
-        <w:spacing w:after="120" w:before="0" w:line="360" w:lineRule="auto"/>
-        <w:ind w:firstLine="453"/>
-        <w:jc w:val="both"/>
-      </w:pPr>
-      <w:r>
-        <w:rPr>
-          <w:rFonts w:ascii="David" w:cs="David" w:eastAsia="David" w:hAnsi="David"/>
-          <w:b w:val="false"/>
-          <w:bCs w:val="false"/>
-          <w:i w:val="false"/>
-          <w:iCs w:val="false"/>
-          <w:sz w:val="28"/>
-          <w:szCs w:val="28"/>
-          <w:rtl/>
-        </w:rPr>
-        <w:t xml:space="preserve">מבחינה ז'אנרית, הסיום ממקם את הסיפור במרחב שקרתי שם־טוב וגומל (2017) מתארות בספרות העברית העכשווית: עתיד שאינו נושא הבטחה ואינו נושא אסון מוצהר, אלא שחיקה שממשיכה. סירובו של קרת לחתום את הסיפור בנקודה של סגירה, כפי שמראה קרתי שם־טוב (Karti Shemtov, 2018), הופך כאן לעמדה מוסרית. הקורא אינו מקבל את המנוחה שהדמות אינה מקבלת.</w:t>
+        <w:t xml:space="preserve">חומרת השתיקה נובעת מזהות השאלה. שאלתה של ברכה, מי מהם צדק והאם עדיף למות או לחיות, מחברת שני מאפיינים מתועדים של שכול לאחר התאבדות: הצורך להבין מדוע קיבל האדם את ההחלטה, והמאבק במחשבות אובדניות משלו מתוך התבוננות במי שנמלט מן הייסורים (Young et al., 2012). בתנאים רגילים שאלה כזאת מופנית אל אדם, ולעיתים אל מטפל. בסיפור היא מופנית אל מנוע חיפוש, מפני שזה מה שהמערכת המליצה עליו. השתיקה שמתקבלת אינה רק תשובה שלא ניתנה, אלא הוכחה לכך שהמענה שהוצע מלכתחילה לא היה מסוגל לשאת את המשקל שהוטל עליו.</w:t>
+      </w:r>
+    </w:p>
+    <w:p>
+      <w:pPr>
+        <w:bidi/>
+        <w:spacing w:after="120" w:before="0" w:line="360" w:lineRule="auto"/>
+        <w:ind w:firstLine="453"/>
+        <w:jc w:val="both"/>
+      </w:pPr>
+      <w:r>
+        <w:rPr>
+          <w:rFonts w:ascii="David" w:cs="David" w:eastAsia="David" w:hAnsi="David"/>
+          <w:b w:val="false"/>
+          <w:bCs w:val="false"/>
+          <w:i w:val="false"/>
+          <w:iCs w:val="false"/>
+          <w:sz w:val="28"/>
+          <w:szCs w:val="28"/>
+          <w:rtl/>
+        </w:rPr>
+        <w:t xml:space="preserve">מבחינה ז'אנרית, הסיום ממקם את הסיפור בלימבוטופיה שקרתי שם־טוב וגומל (2017) מתארות: עולם עתידני כמעט זהה לשלנו, שלא צפוי בו שינוי. שם־טוב (Shemtov, 2018) מראה כי אצל קרת ההווה אינו זז ושהסיום אינו מעניק לקורא אמונה שקיים פתרון, וכאן הדפוס הזה מגיע לקצהו. הקורא אינו מקבל את המנוחה שהדמות אינה מקבלת.</w:t>
       </w:r>
     </w:p>
     <w:p>
@@ -4899,7 +5004,7 @@
           <w:szCs w:val="28"/>
           <w:rtl/>
         </w:rPr>
-        <w:t xml:space="preserve">הסירוב לסגירה, שמאפיין את כתיבתו של קרת (Karti Shemtov, 2018), מקבל כאן משמעות מוסרית. הסיפור נחתם בהווה מתמשך ולא בנקודה, וכך נמנע מלהעניק לקורא נחמה שהדמות אינה מקבלת.</w:t>
+        <w:t xml:space="preserve">ההווה התקוע שמאפיין את כתיבתו של קרת (Shemtov, 2018) מגיע כאן לקצהו. הסיפור יוצא אל העתיד ומוצא בו עולם שלא צפוי בו שינוי, כלומר לימבוטופיה (קרתי שם־טוב וגומל, 2017), ונחתם בהווה מתמשך ולא בנקודה. ההימנעות מסגירה מקבלת בכך משמעות מוסרית: הקורא אינו מקבל מנוחה שהדמות אינה מקבלת.</w:t>
       </w:r>
     </w:p>
     <w:p>
@@ -5189,6 +5294,28 @@
           <w:rtl w:val="false"/>
         </w:rPr>
         <w:t xml:space="preserve">https://humanities.tau.ac.il/kipp/ot/ot7</w:t>
+      </w:r>
+    </w:p>
+    <w:p>
+      <w:pPr>
+        <w:bidi/>
+        <w:spacing w:after="160" w:before="0" w:line="360" w:lineRule="auto"/>
+        <w:ind w:right="680"/>
+        <w:jc w:val="right"/>
+      </w:pPr>
+      <w:r>
+        <w:rPr>
+          <w:rFonts w:ascii="David" w:cs="David" w:eastAsia="David" w:hAnsi="David"/>
+          <w:b w:val="false"/>
+          <w:bCs w:val="false"/>
+          <w:i/>
+          <w:iCs/>
+          <w:color w:val="808080"/>
+          <w:sz w:val="24"/>
+          <w:szCs w:val="24"/>
+          <w:rtl/>
+        </w:rPr>
+        <w:t xml:space="preserve">הערת עריכה: יש לאמת מול ה-PDF של אות 7 את סדר שמות המחברות ואת טווח העמודים של המאמר, ולהשלים את מספרי העמודים ברשומה.</w:t>
       </w:r>
     </w:p>
     <w:p>
@@ -5256,7 +5383,7 @@
           <w:szCs w:val="28"/>
           <w:rtl w:val="false"/>
         </w:rPr>
-        <w:t xml:space="preserve">Karti Shemtov, V. (2018). A sense of no ending, part 2: Etgar Keret and the changing concept of time in contemporary Hebrew literature. </w:t>
+        <w:t xml:space="preserve">Shemtov, V. K. (2018). A sense of no ending, part 2: Etgar Keret and the changing concept of time in contemporary Hebrew literature. </w:t>
       </w:r>
       <w:r>
         <w:rPr>
@@ -5269,7 +5396,7 @@
           <w:szCs w:val="28"/>
           <w:rtl w:val="false"/>
         </w:rPr>
-        <w:t xml:space="preserve">Dibur Literary Journal</w:t>
+        <w:t xml:space="preserve">Dibur Literary Journal, 6</w:t>
       </w:r>
       <w:r>
         <w:rPr>
@@ -5282,7 +5409,7 @@
           <w:szCs w:val="28"/>
           <w:rtl w:val="false"/>
         </w:rPr>
-        <w:t xml:space="preserve">, 6, 57-64. https://arcade.stanford.edu/dibur/sense-no-ending-part-2-etgar-keret-and-changing-concept</w:t>
+        <w:t xml:space="preserve">(1), 57-64. https://arcade.stanford.edu/dibur/sense-no-ending-part-2-etgar-keret-and-changing-concept</w:t>
       </w:r>
     </w:p>
     <w:p>

--- a/paper/עבודה_אתגר_קרת_דוב_קוטב.docx
+++ b/paper/עבודה_אתגר_קרת_דוב_קוטב.docx
@@ -5363,6 +5363,28 @@
           <w:rtl/>
         </w:rPr>
         <w:t xml:space="preserve">, לא(1), 91-111.</w:t>
+      </w:r>
+    </w:p>
+    <w:p>
+      <w:pPr>
+        <w:bidi/>
+        <w:spacing w:after="160" w:before="0" w:line="360" w:lineRule="auto"/>
+        <w:ind w:right="680"/>
+        <w:jc w:val="right"/>
+      </w:pPr>
+      <w:r>
+        <w:rPr>
+          <w:rFonts w:ascii="David" w:cs="David" w:eastAsia="David" w:hAnsi="David"/>
+          <w:b w:val="false"/>
+          <w:bCs w:val="false"/>
+          <w:i/>
+          <w:iCs/>
+          <w:color w:val="808080"/>
+          <w:sz w:val="24"/>
+          <w:szCs w:val="24"/>
+          <w:rtl/>
+        </w:rPr>
+        <w:t xml:space="preserve">הערת עריכה: המקור הזה שפיט אך אינו בגישה פתוחה. יש להחליפו במאמר שפיט בעברית בגישה מלאה, ולעדכן בהתאם את סעיפים 2.3 ו-4.1 ואת המסקנה הראשונה בפרק 8.</w:t>
       </w:r>
     </w:p>
     <w:p>

--- a/paper/עבודה_אתגר_קרת_דוב_קוטב.docx
+++ b/paper/עבודה_אתגר_קרת_דוב_קוטב.docx
@@ -1722,7 +1722,7 @@
           <w:sz w:val="26"/>
           <w:szCs w:val="26"/>
         </w:rPr>
-        <w:t xml:space="preserve">22</w:t>
+        <w:t xml:space="preserve">23</w:t>
       </w:r>
     </w:p>
     <w:p>
@@ -1881,7 +1881,7 @@
           <w:sz w:val="26"/>
           <w:szCs w:val="26"/>
         </w:rPr>
-        <w:t xml:space="preserve">25</w:t>
+        <w:t xml:space="preserve">26</w:t>
       </w:r>
     </w:p>
     <w:p>
@@ -2671,7 +2671,7 @@
           <w:szCs w:val="28"/>
           <w:rtl/>
         </w:rPr>
-        <w:t xml:space="preserve">הבדידות בזקנה נחקרה בישראל ובעולם כתופעה נפוצה בעלת השלכות רחבות. שיוביץ־עזרא (2011) מבחינה בין בידוד חברתי, שהוא מצב אובייקטיבי של מיעוט קשרים, לבין בדידות, שהיא התחושה הסובייקטיבית של פער בין הקשרים הרצויים לקשרים המצויים. ההבחנה הזאת רלוונטית ישירות לסיפור, משום שברכה בוחניק אינה מנותקת מן העולם. יש לה עובדת סוציאלית, יש לה מסגרת מגורים ויש לה גישה למחשב. מה שאין לה הוא בן שיח.</w:t>
+        <w:t xml:space="preserve">שני מושגים נפרדים מתקיימים זה לצד זה בשדה הזה, ושמו של המחקר העדכני ביותר בו מציב את שניהם: צמצום בדידות ובידוד חברתי בקרב אנשים זקנים באמצעות עוזרים קוליים (Marziali et al., 2024). ההפרדה חשובה לסיפור שלפנינו. ברכה בוחניק אינה מנותקת מן העולם: יש לה מסגרת מגורים, יש לה עובדת סוציאלית ויש לה גישה למחשב. במונחים של ספירת קשרים היא מטופלת. מה שאין לה הוא בן שיח, וזהו החסר שהסיפור עוסק בו.</w:t>
       </w:r>
     </w:p>
     <w:p>
@@ -3227,7 +3227,7 @@
           <w:szCs w:val="28"/>
           <w:rtl/>
         </w:rPr>
-        <w:t xml:space="preserve">המוסד מתפקד היטב. יש דיור, יש עובדת סוציאלית, יש מחשב. במונחיה של שיוביץ־עזרא (2011), ברכה אינה נמצאת בבידוד חברתי אובייקטיבי, שכן קשריה עם המערכת קיימים ופעילים. היא נמצאת בבדידות סובייקטיבית, שהיא הפער בין הקשר שהיא זקוקה לו לבין הקשר שהיא מקבלת. המערכת מספקת לה שירותים ולא נוכחות.</w:t>
+        <w:t xml:space="preserve">המוסד מתפקד היטב. יש דיור, יש עובדת סוציאלית, יש מחשב. אם מודדים את מצבה של ברכה בספירת קשרים, היא אינה מבודדת: המערכת בקשר איתה, והקשר פעיל. הפער נמצא במקום אחר, בין הקשר שהיא זקוקה לו לבין הקשר שמוצע לה. המערכת מספקת לה שירותים ולא נוכחות, וזה בדיוק ההבדל ששמו של המחקר בתחום מציב כשהוא מונה בנפרד בדידות ובידוד חברתי (Marziali et al., 2024).</w:t>
       </w:r>
     </w:p>
     <w:p>
@@ -4508,7 +4508,28 @@
           <w:szCs w:val="28"/>
           <w:rtl/>
         </w:rPr>
-        <w:t xml:space="preserve">הממצא הזה מתיישב עם ההבחנה של שיוביץ־עזרא (2011) בין בידוד חברתי לבין בדידות. ברכה אינה מנותקת. יש לה מסגרת, יש לה עובדת סוציאלית ויש לה גישה לטכנולוגיה, כלומר במונחים אובייקטיביים המערכת מטפלת בה. הפער נמצא במקום אחר: בין הקשר שהיא זקוקה לו לבין הקשר שמוצע לה. הסיפור מדגים את ההבחנה הזאת בצורה שאין בה טענה מפורשת. הוא פשוט מראה אישה שיש לה כל השירותים ואין לה עם מי לדבר.</w:t>
+        <w:t xml:space="preserve">הממצא הזה נשען על הפרדה בין שני מושגים שהמחקר בתחום מונה בנפרד, בדידות ובידוד חברתי (Marziali et al., 2024). ברכה אינה מנותקת. יש לה מסגרת, יש לה עובדת סוציאלית ויש לה גישה לטכנולוגיה, כלומר במונחים של ספירת קשרים המערכת מטפלת בה. הפער נמצא במקום אחר: בין הקשר שהיא זקוקה לו לבין הקשר שמוצע לה. הסיפור מדגים זאת בלי טענה מפורשת. הוא פשוט מראה אישה שיש לה כל השירותים ואין לה עם מי לדבר.</w:t>
+      </w:r>
+    </w:p>
+    <w:p>
+      <w:pPr>
+        <w:bidi/>
+        <w:spacing w:after="120" w:before="0" w:line="360" w:lineRule="auto"/>
+        <w:ind w:firstLine="453"/>
+        <w:jc w:val="both"/>
+      </w:pPr>
+      <w:r>
+        <w:rPr>
+          <w:rFonts w:ascii="David" w:cs="David" w:eastAsia="David" w:hAnsi="David"/>
+          <w:b w:val="false"/>
+          <w:bCs w:val="false"/>
+          <w:i w:val="false"/>
+          <w:iCs w:val="false"/>
+          <w:sz w:val="28"/>
+          <w:szCs w:val="28"/>
+          <w:rtl/>
+        </w:rPr>
+        <w:t xml:space="preserve">לבדידות הזאת יש מקור נוסף שקל להחמיץ אותו, והוא נסיבות המוות. יאנג ועמיתיו (Young et al., 2012) מתארים כי שכולי התאבדות מתקשים לדבר על האובדן מפני שאנשים אחרים חשים אי נוחות לדבר עליו, והתוצאה היא בידוד. ברכה אינה רק אלמנה זקנה. היא אלמנה הנושאת אובדן שקשה לדבר עליו, ובן השיח היחיד שהמערכת הציעה לה הוא היחיד שאינו נרתע ממנו, מפני שאינו חש דבר. זהו ההסבר המלא לכך שהיא פונה למכונה, והוא אינו מסתכם בגיל.</w:t>
       </w:r>
     </w:p>
     <w:p>
@@ -4879,7 +4900,7 @@
           <w:szCs w:val="28"/>
           <w:rtl/>
         </w:rPr>
-        <w:t xml:space="preserve">הבדידות בסיפור נבנית מבנית ולא מוצהרת. היא מיוצרת מתוך סביבה שבה המוסד מתפקד, השירותים ניתנים ובן השיח חסר, בהתאם להבחנה בין בידוד חברתי אובייקטיבי לבין בדידות סובייקטיבית (שיוביץ־עזרא, 2011).</w:t>
+        <w:t xml:space="preserve">הבדידות בסיפור נבנית מבנית ולא מוצהרת. היא מיוצרת מתוך סביבה שבה המוסד מתפקד, השירותים ניתנים ובן השיח חסר. לכך מצטרף מקור בידוד שני, נסיבות מותו של סרחיו: שכולי התאבדות נותרים לבדם משום שאחרים חשים אי נוחות לדבר על האובדן (Young et al., 2012).</w:t>
       </w:r>
     </w:p>
     <w:p>
@@ -5316,75 +5337,6 @@
           <w:rtl/>
         </w:rPr>
         <w:t xml:space="preserve">הערת עריכה: יש לאמת מול ה-PDF של אות 7 את סדר שמות המחברות ואת טווח העמודים של המאמר, ולהשלים את מספרי העמודים ברשומה.</w:t>
-      </w:r>
-    </w:p>
-    <w:p>
-      <w:pPr>
-        <w:bidi/>
-        <w:spacing w:after="160" w:before="0" w:line="360" w:lineRule="auto"/>
-        <w:ind w:right="680" w:hanging="680"/>
-        <w:jc w:val="right"/>
-      </w:pPr>
-      <w:r>
-        <w:rPr>
-          <w:rFonts w:ascii="David" w:cs="David" w:eastAsia="David" w:hAnsi="David"/>
-          <w:b w:val="false"/>
-          <w:bCs w:val="false"/>
-          <w:i w:val="false"/>
-          <w:iCs w:val="false"/>
-          <w:sz w:val="28"/>
-          <w:szCs w:val="28"/>
-          <w:rtl/>
-        </w:rPr>
-        <w:t xml:space="preserve">שיוביץ־עזרא, ש' (2011). בדידות לעת זקנה: בחינת התופעה בישראל ובארצות הברית. </w:t>
-      </w:r>
-      <w:r>
-        <w:rPr>
-          <w:rFonts w:ascii="David" w:cs="David" w:eastAsia="David" w:hAnsi="David"/>
-          <w:b w:val="false"/>
-          <w:bCs w:val="false"/>
-          <w:i/>
-          <w:iCs/>
-          <w:sz w:val="28"/>
-          <w:szCs w:val="28"/>
-          <w:rtl/>
-        </w:rPr>
-        <w:t xml:space="preserve">חברה ורווחה</w:t>
-      </w:r>
-      <w:r>
-        <w:rPr>
-          <w:rFonts w:ascii="David" w:cs="David" w:eastAsia="David" w:hAnsi="David"/>
-          <w:b w:val="false"/>
-          <w:bCs w:val="false"/>
-          <w:i w:val="false"/>
-          <w:iCs w:val="false"/>
-          <w:sz w:val="28"/>
-          <w:szCs w:val="28"/>
-          <w:rtl/>
-        </w:rPr>
-        <w:t xml:space="preserve">, לא(1), 91-111.</w:t>
-      </w:r>
-    </w:p>
-    <w:p>
-      <w:pPr>
-        <w:bidi/>
-        <w:spacing w:after="160" w:before="0" w:line="360" w:lineRule="auto"/>
-        <w:ind w:right="680"/>
-        <w:jc w:val="right"/>
-      </w:pPr>
-      <w:r>
-        <w:rPr>
-          <w:rFonts w:ascii="David" w:cs="David" w:eastAsia="David" w:hAnsi="David"/>
-          <w:b w:val="false"/>
-          <w:bCs w:val="false"/>
-          <w:i/>
-          <w:iCs/>
-          <w:color w:val="808080"/>
-          <w:sz w:val="24"/>
-          <w:szCs w:val="24"/>
-          <w:rtl/>
-        </w:rPr>
-        <w:t xml:space="preserve">הערת עריכה: המקור הזה שפיט אך אינו בגישה פתוחה. יש להחליפו במאמר שפיט בעברית בגישה מלאה, ולעדכן בהתאם את סעיפים 2.3 ו-4.1 ואת המסקנה הראשונה בפרק 8.</w:t>
       </w:r>
     </w:p>
     <w:p>
